--- a/example_articles/countries/Unspecified/1.countries_Unspecified_New_York_Times.docx
+++ b/example_articles/countries/Unspecified/1.countries_Unspecified_New_York_Times.docx
@@ -29,17 +29,17 @@
     </w:p>
     <w:p>
       <w:r>
-        <w:t>Source File: NYT/52.DOCX</w:t>
+        <w:t>Source file: NYT/52.DOCX</w:t>
       </w:r>
     </w:p>
     <w:p>
       <w:r>
-        <w:t>Raw locations result: ['NA']</w:t>
+        <w:t>Raw locations result, 'locations': ['NA']</w:t>
       </w:r>
     </w:p>
     <w:p>
       <w:r>
-        <w:t>countries_stand_flat (Standardized): Unspecified</w:t>
+        <w:t>Standardized locations result, 'countries_stand_flat': Unspecified</w:t>
       </w:r>
     </w:p>
     <w:p>

--- a/example_articles/countries/Unspecified/1.countries_Unspecified_New_York_Times.docx
+++ b/example_articles/countries/Unspecified/1.countries_Unspecified_New_York_Times.docx
@@ -7,9 +7,7 @@
         <w:pStyle w:val="Heading1"/>
       </w:pPr>
       <w:r>
-        <w:t>Review/Theater;</w:t>
-        <w:br/>
-        <w:t>The Schisms of the City, Comically and Tragically</w:t>
+        <w:t>You Lived Through the 80's and Forgot to Get Rich?</w:t>
       </w:r>
     </w:p>
     <w:p>
@@ -19,17 +17,17 @@
     </w:p>
     <w:p>
       <w:r>
-        <w:t>Date: 1990-06-15</w:t>
+        <w:t>Date: 1990-10-14</w:t>
       </w:r>
     </w:p>
     <w:p>
       <w:r>
-        <w:t>Section: Section C; Page 1, Column 3; Weekend Desk; Review</w:t>
+        <w:t>Section: Section 7; Page 9, Column 1; Book Review Desk; Review</w:t>
       </w:r>
     </w:p>
     <w:p>
       <w:r>
-        <w:t>Source file: NYT/52.DOCX</w:t>
+        <w:t>Source file: NYT/43.DOCX</w:t>
       </w:r>
     </w:p>
     <w:p>
@@ -51,73 +49,31 @@
     </w:p>
     <w:p>
       <w:r>
-        <w:t>Ouisa Kittredge, the Upper East Side hostess at the center of John Guare's ''Six Degrees of Separation,'' delights in the fact that it only takes a chain of six people to connect anyone on the planet with anyone else. But what about those who are eternally separated from others because they cannot find the right six people? Chances are that they, like Ouisa, live in chaotic contemporary New York, which is the setting for this extraordinary high comedy in which broken connections, mistaken identities and tragic social, familial and cultural schisms take the stage to create a hilarious and finally searing panorama of urban America in precisely our time.</w:t>
+        <w:t>THE IMPERIAL MIDDLE</w:t>
         <w:br/>
-        <w:t>For those who have been waiting for a masterwork from the writer who bracketed the 1970's with the play ''House of Blue Leaves'' and the film ''Atlantic City,'' this is it. For those who have been waiting for the American theater to produce a play that captures New York as Tom Wolfe did in ''Bonfire of the Vanities,'' this is also it. And, with all due respect to Mr. Wolfe, ''Six Degrees of Separation'' expands on that novel's canvas and updates it. Mr. Guare gives as much voice to his black and female characters as to his upper-crust white men, and he transports the audience beyond the dailiness of journalistic storytelling to the magical reaches of the imagination.</w:t>
+        <w:t>Why Americans Can't Think Straight About Class.</w:t>
         <w:br/>
-        <w:t>Though the play grew out of a 1983 newspaper account of a confidence scheme, it is as at home with the esthetics of Wassily Kandinsky as it is with the realities of Rikers Island. The full sweep of the writing - 90 nonstop minutes of cyclonic action, ranging from knockabout farce to hallucinatory dreams - is matched by Jerry Zaks's ceaselessly inventive production at Lincoln Center's Mitzi E. Newhouse Theater. A brilliant ensemble of 17 actors led by Stockard Channing, John Cunningham and James McDaniel is equally adept at fielding riotous gags about Andrew Lloyd Webber musicals and the shattering aftermath of a suicide leap. As elegantly choreographed by Mr. Zaks, the action extends into the auditorium and rises through a mysterious two-level Tony Walton set that is a fittingly abstract variation on the designer's ''Grand Hotel.''</w:t>
+        <w:t>By Benjamin DeMott.</w:t>
         <w:br/>
-        <w:t>The news story that sparked ''Six Degrees of Separation'' told of a young black man who talked his way into wealthy white Upper East Side households by purporting to be both Sidney Poitier's son and the Ivy League college friend of his unwitting hosts' children. In Mr. Guare's variation, the young man (Mr. McDaniel), who calls himself Paul Poitier, lands in the Fifth Avenue apartment of Ouisa (Ms. Channing) and her husband, Flan (Mr. Cunningham), a high-rolling art dealer. Paul is a charming, articulate dissembler on all subjects who has the Kittredges in thrall. He is also a petty thief who invites a male hustler into the guest room he occupies while waiting for his ''father'' to take up residence at the Sherry-Netherland Hotel.</w:t>
+        <w:t>264 pp. New York:</w:t>
         <w:br/>
-        <w:t>Much as this situation, a rude twist on ''Guess Who's Coming to Dinner,'' lends itself to the satirical mayhem Mr. Wolfe inflicted on white liberals in ''Radical Chic,'' Mr. Guare has not written a satire about race relations. Paul, the black man whose real identity the Kittredges never learn, becomes the fuse that ignites a larger investigation of the many degrees of separation that prevent all the people in the play from knowing one another and from knowing themselves.</w:t>
+        <w:t>William Morrow &amp; Company.</w:t>
         <w:br/>
-        <w:t>It is not only blacks and whites who are estranged in Mr. Guare's New York. As the action accelerates and the cast of characters expands, the audience discovers that the Kittredges and their privileged friends don't know their alienated children, that heterosexuals don't know homosexuals, that husbands don't know their wives, that art dealers don't know the art they trade for millions. The only thing that everyone in this play's Manhattan has in common is the same American malady that afflicted the working-class Queens inhabitants of ''House of Blue Leaves'' - a desire to bask in the glow of the rich and famous. Here that hunger takes the delirious form of a maniacal desire to appear as extras in Sidney Poitier's purported film version of ''Cats,'' a prospect Paul dangles in front of his prey. Yet these people hunger for more as well, for a human connection and perhaps a spiritual one. It is Paul, of all people, who points the way, by his words and his deeds. In a virtuoso monologue about ''Catcher in the Rye,'' he decries a world in which assassins like Mark David Chapman and John W. Hinckley Jr. can take Holden Caulfield as a role model - a world in which imagination has ceased to be a means of self-examination and has become instead ''something outside ourselves,'' whether a handy excuse for murderous behavior or a merchandisable commodity like van Gogh's ''Irises'' or an escapist fashion promoted by ''The Warhol Diaries.'' Intentionally or not, Paul helps bring Ouisa into a reunion with her imagination, with her authentic self. His trail of fraud, which ultimately brushes against death, jolts his hostess out of her own fraudulent life among what Holden Caulfield calls phonies so that she might at last break through the ontological paralysis separating her from what really matters.</w:t>
+        <w:t>$18.95.</w:t>
         <w:br/>
-        <w:t>Among the many remarkable aspects of Mr. Guare's writing is the seamlessness of his imagery, characters and themes, as if this play had just erupted from his own imagination in one perfect piece. ''There are two sides to every story,'' says a comic character, a duped New York Hospital obstetrician (Stephen Pearlman), and every aspect of ''Six Degrees of Separation,'' its own story included, literally or figuratively shares this duality, from Paul's identity to a Kandinsky painting that twirls above the Kittredge living room to the meaning of a phrase like ''striking coal miners.'' The double vision gives the play an airy, Cubist dramatic structure even as it reflects the class divisions of its setting and the Jungian splits of its characters' souls.</w:t>
+        <w:t>Not long ago, when I was doing a radio interview on much the same themes Benjamin DeMott addresses in ''The Imperial Middle,'' a woman called in to ask, in a plaintive tone, ''Do we have to talk about class? Why can't we just treat everyone as an individual?'' For this woman, as for so many Americans, class, unlike race or gender, is not a category that helps to explain the individual condition. It is a judgment that admits of no excuses: are you middle-aged and still not middle-class? Someone who lived through the 80's and, somehow, in the flurry, forgot to get rich?</w:t>
         <w:br/>
-        <w:t>Mr. Guare is just as much in control of the brush strokes that shift his play's disparate moods: In minutes, he can take the audience from a college student who is a screamingly funny personification of upper-middle-class New York Jewish rage (Evan Handler) to a would-be actor from Utah (Paul McCrane) of the same generation and opposite temperament. Though Mr. Guare quotes Donald Barthelme's observation that ''collage is the art form of the 20th century,'' his play does not feel like a collage. As conversant with Cezanne and the Sistine Chapel as it is with Sotheby's and ''Starlight Express,'' this work aspires to the classical esthetics and commensurate unity of spirit that are missing in the pasted-together, fragmented 20th-century lives it illuminates. That spirit shines through. Great as the intellectual pleasures of the evening may be, it is Mr. Guare's compassion that allows his play to make the human connections that elude his characters. The people who walk in and out of the picture frames of Mr. Walton's set are not satirical cartoons but ambiguous, full-blooded creations. There's a Gatsby-like poignance to the studied glossy-magazine aspirations of Mr. McDaniel's Paul, a Willy Loman-ish sadness to the soiled idealism of Mr. Cunningham's art dealer. As the one character who may finally see the big picture and begin to understand the art of living, the wonderful Ms. Channing steadily gains gravity as she journeys flawlessly from the daffy comedy of a fatuous dinner party to the harrowing internal drama of her own rebirth.</w:t>
+        <w:t>But class, no less than race or gender, is a central and sometimes tragic part of each person's story. It leaves its imprint on the personality: a questing, expansionist outlook goes well with trust funds and recreational travel; an aggrieved and narrower view better suits the paycheck-to-paycheck way of life, the cramped apartments and indifferent schools. It leaves deep marks on the body too: bad teeth; chronic, uncorrected health problems; blackened lungs; and ruined backs. And it can be, in all kinds of ways, a determinant of early death. In ''The Imperial Middle,'' Mr. DeMott tells of a black youth, rescued from the ghetto by a scholarship to an elite liberal-arts college, who was faced with a freshman swimming test. All the other youngsters dived in confidently and swam their laps; then this youth dived in - and promptly drowned. Apparently no one had stopped to think that not all children go to summer camp.</w:t>
         <w:br/>
-        <w:t>''It was an experience,'' she says with wonder of her contact with the impostor she never really knew. For the author and his heroine, the challenge is to hold on to true experience in a world in which most human encounters are bogus and nearly all are instantly converted into the disposable anecdotes, the floating collage scraps that are the glib currency of urban intercourse. In ''Six Degrees of Separation,'' one of those passing anecdotes has been ripped from the daily paper and elevated into a transcendent theatrical experience that is itself a lasting vision of the humane new world of which Mr. Guare and his New Yorkers so hungrily dream.</w:t>
+        <w:t>For this and other reasons, Mr. DeMott, who is the Mellon Professor of Humanities at Amherst College, believes that we do, indeed, have to talk about class. The sturdiest obstacle, he argues, is the American myth of classlessness, which usually presents itself as the belief that we are all middle-class, and that the occasional exception is deviant, suspect and probably dumb. Mr. DeMott excels at exposing the insularity that leads the upper middle class to imagine, among other things, that everyone can swim. Among many instances of class bias in the news media, he brings us two famous anchormen, stroking their chins over Jesse Jackson's support in the 1988 Democratic Presidential primaries and opining that movements of the lower classes have a tendency to ''go awry.'' Or there is the television critic who asks, insultingly, of the working-class heroine on ''Roseanne'': how did she get so smart?</w:t>
         <w:br/>
-        <w:t xml:space="preserve"> </w:t>
+        <w:t>The myth of classlessness is buttressed, in Mr. DeMott's analysis, by what he calls the ''omni syndrome'' - the idea that, whatever our differences, ''each has access to all.'' Lee Iacocca asserts he is a friend of the guys on the line, while George Bush claims to favor pork cracklings over broccoli and to fall asleep to the music of Loretta Lynn and Crystal Gayle. In the grip of the omni syndrome, we lose the ''skills and arts'' of discerning differences. We cannot, at some basic, socially gritty level, tell one person from another, and we are left with an empty notion of the self, free-floating, unscathed by social structures or human contact - the individual of my radio-show caller's concern.</w:t>
         <w:br/>
-        <w:t>SIX DEGREES OF SEPARATION</w:t>
+        <w:t>My only problem with ''The Imperial Middle'' is that it holds back from indicting, in the obvious terms of class, the human agents of obfuscation. Myths have makers, syndromes have etiology, and the layers of gauze over the subject of class were not put there by secretaries or factory hands. Mr. DeMott knows this and notes that the news media are the ''voice of the imperial middle'' and that the myth of classlessness can be seen as a defensive strategy on the part of the professional middle class.</w:t>
         <w:br/>
-        <w:t>By John Guare; directed by Jerry Zaks; sets, Tony Walton; costumes, William Ivey Long; lighting, Paul Gallo; sound, Aural Fixation; production manager, Jeff Hamlin. Presented by Lincoln Center Theater, Gregory Mosher, director; Bernard Gersten, executive producer. At the Mitzi E. Newhouse Theater, Lincoln Center.</w:t>
+        <w:t>These points deserve to be more than noted. Myths of a classless meritocracy are flattering to elites, including, of course, the even more ''imperial'' upper class. So, too, is the recent myth of an incorrigible ''underclass,'' whose failings are said to be so entirely personal and moral that nothing can be done. If it is the ''voice of the imperial middle'' that brings us these myths, then the question ''Why Americans can't think straight about class?'' can be answered more pointedly, like this: we have been misled by our pundits and scholars because they are members of a relative elite - the imperial or professional middle class - which has a stake in obscuring the causes and true dimensions of inequality.</w:t>
         <w:br/>
-        <w:t xml:space="preserve"> </w:t>
-        <w:br/>
-        <w:t>Ouisa...Stockard Channing</w:t>
-        <w:br/>
-        <w:t>Flan...John Cunningham</w:t>
-        <w:br/>
-        <w:t>Geoffrey...Sam Stoneburner</w:t>
-        <w:br/>
-        <w:t>Paul...James McDaniel</w:t>
-        <w:br/>
-        <w:t>Hustler...David Eigenberg</w:t>
-        <w:br/>
-        <w:t>Kitty...Kelly Bishop</w:t>
-        <w:br/>
-        <w:t>Larkin...Peter Maloney</w:t>
-        <w:br/>
-        <w:t>Detective...Brian Evers</w:t>
-        <w:br/>
-        <w:t>Tess...Robin Morse</w:t>
-        <w:br/>
-        <w:t>Woody...Gus Rogerson</w:t>
-        <w:br/>
-        <w:t>Ben...Anthony Rapp</w:t>
-        <w:br/>
-        <w:t>Dr. Fine...Stephen Pearlman</w:t>
-        <w:br/>
-        <w:t>Doug...Evan Handler</w:t>
-        <w:br/>
-        <w:t>Policeman/Doorman...Philip LeStrange</w:t>
-        <w:br/>
-        <w:t>Trent...John Cameron Mitchell</w:t>
-        <w:br/>
-        <w:t>Rick...Paul McCrane</w:t>
-        <w:br/>
-        <w:t>Elizabeth...Mari Nelson</w:t>
-        <w:br/>
-        <w:br/>
-        <w:t>Graphic</w:t>
-        <w:br/>
-        <w:br/>
-        <w:t xml:space="preserve"> </w:t>
-        <w:br/>
-        <w:t>Photos: Stockard Channing, left, James McDaniel, center, and John Cunningham in ''Six Degrees of Separation'' at the Mitzi E. Newhouse Theater. (Brigitte Lacombe/Six Degrees of Separation) (pg. C1); Stockard Channing (Sara Krulwich/The New York Times) (pg. C3)</w:t>
+        <w:t>But this is not a hard-nosed, ax-grinding kind of book. ''The Imperial Middle'' is a work of cultural criticism, and if it is occasionally a bit elusive, it is also imaginative, challenging and a pleasure to read. For anyone ready to cut through our collective delusions and begin the long overdue talk about class, there could not be a more congenial conversationalist than Mr. DeMott.</w:t>
       </w:r>
     </w:p>
     <w:sectPr>

--- a/example_articles/countries/Unspecified/1.countries_Unspecified_New_York_Times.docx
+++ b/example_articles/countries/Unspecified/1.countries_Unspecified_New_York_Times.docx
@@ -7,7 +7,7 @@
         <w:pStyle w:val="Heading1"/>
       </w:pPr>
       <w:r>
-        <w:t>You Lived Through the 80's and Forgot to Get Rich?</w:t>
+        <w:t>Climbing Up, and Losing Ground</w:t>
       </w:r>
     </w:p>
     <w:p>
@@ -17,17 +17,17 @@
     </w:p>
     <w:p>
       <w:r>
-        <w:t>Date: 1990-10-14</w:t>
+        <w:t>Date: 2006-01-08</w:t>
       </w:r>
     </w:p>
     <w:p>
       <w:r>
-        <w:t>Section: Section 7; Page 9, Column 1; Book Review Desk; Review</w:t>
+        <w:t>Section: Section 4A; Column 1; Education Life Supplement; Pg. 42; BOOKS</w:t>
       </w:r>
     </w:p>
     <w:p>
       <w:r>
-        <w:t>Source file: NYT/43.DOCX</w:t>
+        <w:t>Source file: NYT/39.DOCX</w:t>
       </w:r>
     </w:p>
     <w:p>
@@ -49,31 +49,58 @@
     </w:p>
     <w:p>
       <w:r>
-        <w:t>THE IMPERIAL MIDDLE</w:t>
+        <w:t>Strapped: Why America's 20- and 30-Somethings Can't Get Ahead</w:t>
         <w:br/>
-        <w:t>Why Americans Can't Think Straight About Class.</w:t>
+        <w:t>By Tamara Draut</w:t>
         <w:br/>
-        <w:t>By Benjamin DeMott.</w:t>
+        <w:t>Doubleday; hardcover</w:t>
         <w:br/>
-        <w:t>264 pp. New York:</w:t>
         <w:br/>
-        <w:t>William Morrow &amp; Company.</w:t>
+        <w:t>Aiding Students, Buying Students: Financial Aid in America</w:t>
         <w:br/>
-        <w:t>$18.95.</w:t>
+        <w:t>By Rupert Wilkinson</w:t>
         <w:br/>
-        <w:t>Not long ago, when I was doing a radio interview on much the same themes Benjamin DeMott addresses in ''The Imperial Middle,'' a woman called in to ask, in a plaintive tone, ''Do we have to talk about class? Why can't we just treat everyone as an individual?'' For this woman, as for so many Americans, class, unlike race or gender, is not a category that helps to explain the individual condition. It is a judgment that admits of no excuses: are you middle-aged and still not middle-class? Someone who lived through the 80's and, somehow, in the flurry, forgot to get rich?</w:t>
+        <w:t>Vanderbilt University Press; hardcover</w:t>
         <w:br/>
-        <w:t>But class, no less than race or gender, is a central and sometimes tragic part of each person's story. It leaves its imprint on the personality: a questing, expansionist outlook goes well with trust funds and recreational travel; an aggrieved and narrower view better suits the paycheck-to-paycheck way of life, the cramped apartments and indifferent schools. It leaves deep marks on the body too: bad teeth; chronic, uncorrected health problems; blackened lungs; and ruined backs. And it can be, in all kinds of ways, a determinant of early death. In ''The Imperial Middle,'' Mr. DeMott tells of a black youth, rescued from the ghetto by a scholarship to an elite liberal-arts college, who was faced with a freshman swimming test. All the other youngsters dived in confidently and swam their laps; then this youth dived in - and promptly drowned. Apparently no one had stopped to think that not all children go to summer camp.</w:t>
+        <w:t xml:space="preserve">  WHEN Ann Radcliffe, a London widow, gave Harvard College one of its first big gifts in 1643, she specified that it be used to pay the tuition of a ''poor scholer.'' The first recipient of the scholarship was Joseph Weld, the son of the Harvard trustee who had solicited the gift. </w:t>
         <w:br/>
-        <w:t>For this and other reasons, Mr. DeMott, who is the Mellon Professor of Humanities at Amherst College, believes that we do, indeed, have to talk about class. The sturdiest obstacle, he argues, is the American myth of classlessness, which usually presents itself as the belief that we are all middle-class, and that the occasional exception is deviant, suspect and probably dumb. Mr. DeMott excels at exposing the insularity that leads the upper middle class to imagine, among other things, that everyone can swim. Among many instances of class bias in the news media, he brings us two famous anchormen, stroking their chins over Jesse Jackson's support in the 1988 Democratic Presidential primaries and opining that movements of the lower classes have a tendency to ''go awry.'' Or there is the television critic who asks, insultingly, of the working-class heroine on ''Roseanne'': how did she get so smart?</w:t>
+        <w:t xml:space="preserve">  Three hundred-odd years later, the American system of financial aid found itself on firmer footing, thanks largely to the G.I. Bill of 1944. It gave returning soldiers $500 a year to pay for college, enough to cover tuition on almost every campus in the country at the time. The next generation of students, the baby boomers, did pretty well too. When President Lyndon Johnson signed a sweeping higher-education bill in 1965, he promised that ''a high school senior anywhere in this great land of ours can apply to any college or university in any of the 50 states and not be turned away because the family is poor.''</w:t>
         <w:br/>
-        <w:t>The myth of classlessness is buttressed, in Mr. DeMott's analysis, by what he calls the ''omni syndrome'' - the idea that, whatever our differences, ''each has access to all.'' Lee Iacocca asserts he is a friend of the guys on the line, while George Bush claims to favor pork cracklings over broccoli and to fall asleep to the music of Loretta Lynn and Crystal Gayle. In the grip of the omni syndrome, we lose the ''skills and arts'' of discerning differences. We cannot, at some basic, socially gritty level, tell one person from another, and we are left with an empty notion of the self, free-floating, unscathed by social structures or human contact - the individual of my radio-show caller's concern.</w:t>
+        <w:t>Today, thousands of teenagers would probably disagree with President Johnson, and it seems reasonable to say -- as two new books do -- that the financial-aid system has been sliding backward. The country's 250 or so top colleges actually enroll fewer middle- and working-class students than they did in the 1980's.</w:t>
         <w:br/>
-        <w:t>My only problem with ''The Imperial Middle'' is that it holds back from indicting, in the obvious terms of class, the human agents of obfuscation. Myths have makers, syndromes have etiology, and the layers of gauze over the subject of class were not put there by secretaries or factory hands. Mr. DeMott knows this and notes that the news media are the ''voice of the imperial middle'' and that the myth of classlessness can be seen as a defensive strategy on the part of the professional middle class.</w:t>
+        <w:t xml:space="preserve">  Making it to college, meanwhile, is just one of the hurdles young adults now face. When they leave campus, with a degree or without one, many will be much deeper in debt than their parents or grandparents were. They will also be helping to pay for their elders' retirement, through Social Security taxes. Many will be buying homes that have recently soared in price, and so will end up transferring yet more wealth to an older generation. Then they will have to pay for day care in an economy that gives bigger tax breaks to ''someone buying a second home than raising a second child,'' Tamara Draut writes in ''Strapped: Why America's 20- and 30-Somethings Can't Get Ahead,'' a grim tale of one-sided generational war. </w:t>
         <w:br/>
-        <w:t>These points deserve to be more than noted. Myths of a classless meritocracy are flattering to elites, including, of course, the even more ''imperial'' upper class. So, too, is the recent myth of an incorrigible ''underclass,'' whose failings are said to be so entirely personal and moral that nothing can be done. If it is the ''voice of the imperial middle'' that brings us these myths, then the question ''Why Americans can't think straight about class?'' can be answered more pointedly, like this: we have been misled by our pundits and scholars because they are members of a relative elite - the imperial or professional middle class - which has a stake in obscuring the causes and true dimensions of inequality.</w:t>
+        <w:t xml:space="preserve">  The fight for resources between generations does not usually get as much attention as society's other divisions. But with the boomers starting to retire and depend on Social Security and Medicare, the tension between them and their children has the potential to become a defining political issue. </w:t>
         <w:br/>
-        <w:t>But this is not a hard-nosed, ax-grinding kind of book. ''The Imperial Middle'' is a work of cultural criticism, and if it is occasionally a bit elusive, it is also imaginative, challenging and a pleasure to read. For anyone ready to cut through our collective delusions and begin the long overdue talk about class, there could not be a more congenial conversationalist than Mr. DeMott.</w:t>
+        <w:t xml:space="preserve">  Whenever this debate starts, it would be nice if both sides avoided poor-mouthing their own situation. Boomers, perhaps, could acknowledge that they benefited from affordable tuition, as well as booms in stock prices and home values. Generation X and those who come after us -- I am 33, on the older end of Ms. Draut's target audience -- could remember that life is mostly better than it used to be. </w:t>
+        <w:br/>
+        <w:t xml:space="preserve">  We will live longer than our parents, on average. The percentage of 30-year-olds with a bachelor's degree has more than doubled since 1970. The nation's divorce rate has stopped rising. Crime has fallen to levels that were unimaginable a generation ago. Inequality has increased, but wages over the last generation have still risen faster than inflation across the economic spectrum. Cross-country plane travel and personal computers have become standard features of middle-class life.</w:t>
+        <w:br/>
+        <w:t xml:space="preserve">  Most of us understand this, too. In a nationwide poll conducted by The New York Times in March, 63 percent of respondents between the ages of 18 and 34 said they had a better standard of living than their parents, and only 13 percent said it was worse.</w:t>
+        <w:br/>
+        <w:t xml:space="preserve">  Unfortunately, Ms. Draut -- who works at Demos, a New York research group -- is not big on weighing pros and cons. Instead, she relies on first-name-only anecdotes and misleading statistics to insist that life keeps getting worse. She uses men, who have received smaller raises than women in recent decades, as a proxy for the entire workforce, for example. She briefly acknowledges that women have made progress, then downplays it by saying that many hold low-wage jobs at Wal-Mart. Young workers, she writes without the benefit of evidence, are ''earning so much less than they used to.''</w:t>
+        <w:br/>
+        <w:t xml:space="preserve">  Summing up her thesis, she offers this quotation from another study: ''With the possible exception of having a larger array of entertainment and other goods to purchase, members of Generation X appear to be worse off by every measure.''</w:t>
+        <w:br/>
+        <w:t xml:space="preserve">  The biggest shame about the overstatements is that they distract from the serious and novel parts of her argument. The economic rules have indeed changed more quickly than society's ability to deal with them, especially when it comes to education. </w:t>
+        <w:br/>
+        <w:t xml:space="preserve">  A college degree is now crucial to good-paying work, but many ambitious students from poor families find it impossible to get through four years. In ''Aiding Students, Buying Students: Financial Aid in America,'' Rupert Wilkinson, a former professor of American history at the University of Sussex, England, uses the charming story about Ann Radcliffe to point out that colleges have often used financial aid for purposes other than attracting poor students. Now, he argues, they should make a new push to open their doors. </w:t>
+        <w:br/>
+        <w:t xml:space="preserve">  There are problems on the younger end of the education spectrum, too. Starting public education at age 5 might have made sense when most women stayed home. But schools should surely start earlier today, especially because we know that early child development matters so much, as Ms. Draut notes.</w:t>
+        <w:br/>
+        <w:t xml:space="preserve">  These are the kind of high-minded projects that a wealthy nation should tackle. It will not happen soon, though, if Americans first need to be convinced that life is generally miserable.</w:t>
+        <w:br/>
+        <w:br/>
+        <w:br/>
+        <w:t>http://www.nytimes.com</w:t>
+        <w:br/>
+        <w:br/>
+        <w:t>Graphic</w:t>
+        <w:br/>
+        <w:br/>
+        <w:t xml:space="preserve"> </w:t>
+        <w:br/>
+        <w:t>Photos</w:t>
       </w:r>
     </w:p>
     <w:sectPr>
